--- a/public/rireki_template.docx
+++ b/public/rireki_template.docx
@@ -1366,6 +1366,9 @@
             <w:vAlign w:val="center"/>
           </w:tcPr>
           <w:p>
+            <w:pPr>
+              <w:jc w:val="left"/>
+            </w:pPr>
             <w:r/>
             <w:r>
               <w:rPr>
@@ -1439,6 +1442,9 @@
             <w:vAlign w:val="center"/>
           </w:tcPr>
           <w:p>
+            <w:pPr>
+              <w:jc w:val="left"/>
+            </w:pPr>
             <w:r/>
             <w:r>
               <w:rPr>
@@ -1512,6 +1518,9 @@
             <w:vAlign w:val="center"/>
           </w:tcPr>
           <w:p>
+            <w:pPr>
+              <w:jc w:val="left"/>
+            </w:pPr>
             <w:r/>
             <w:r>
               <w:rPr>
@@ -1585,6 +1594,9 @@
             <w:vAlign w:val="center"/>
           </w:tcPr>
           <w:p>
+            <w:pPr>
+              <w:jc w:val="left"/>
+            </w:pPr>
             <w:r/>
             <w:r>
               <w:rPr>
@@ -1658,6 +1670,9 @@
             <w:vAlign w:val="center"/>
           </w:tcPr>
           <w:p>
+            <w:pPr>
+              <w:jc w:val="left"/>
+            </w:pPr>
             <w:r/>
             <w:r>
               <w:rPr>
@@ -1731,6 +1746,9 @@
             <w:vAlign w:val="center"/>
           </w:tcPr>
           <w:p>
+            <w:pPr>
+              <w:jc w:val="left"/>
+            </w:pPr>
             <w:r/>
             <w:r>
               <w:rPr>
@@ -1804,6 +1822,9 @@
             <w:vAlign w:val="center"/>
           </w:tcPr>
           <w:p>
+            <w:pPr>
+              <w:jc w:val="left"/>
+            </w:pPr>
             <w:r/>
             <w:r>
               <w:rPr>
@@ -1877,6 +1898,9 @@
             <w:vAlign w:val="center"/>
           </w:tcPr>
           <w:p>
+            <w:pPr>
+              <w:jc w:val="left"/>
+            </w:pPr>
             <w:r/>
             <w:r>
               <w:rPr>
@@ -1950,6 +1974,9 @@
             <w:vAlign w:val="center"/>
           </w:tcPr>
           <w:p>
+            <w:pPr>
+              <w:jc w:val="left"/>
+            </w:pPr>
             <w:r/>
             <w:r>
               <w:rPr>
@@ -2023,6 +2050,9 @@
             <w:vAlign w:val="center"/>
           </w:tcPr>
           <w:p>
+            <w:pPr>
+              <w:jc w:val="left"/>
+            </w:pPr>
             <w:r/>
             <w:r>
               <w:rPr>
@@ -2096,6 +2126,9 @@
             <w:vAlign w:val="center"/>
           </w:tcPr>
           <w:p>
+            <w:pPr>
+              <w:jc w:val="left"/>
+            </w:pPr>
             <w:r/>
             <w:r>
               <w:rPr>
@@ -2169,6 +2202,9 @@
             <w:vAlign w:val="center"/>
           </w:tcPr>
           <w:p>
+            <w:pPr>
+              <w:jc w:val="left"/>
+            </w:pPr>
             <w:r/>
             <w:r>
               <w:rPr>
@@ -2242,6 +2278,9 @@
             <w:vAlign w:val="center"/>
           </w:tcPr>
           <w:p>
+            <w:pPr>
+              <w:jc w:val="left"/>
+            </w:pPr>
             <w:r/>
             <w:r>
               <w:rPr>
@@ -2315,6 +2354,9 @@
             <w:vAlign w:val="center"/>
           </w:tcPr>
           <w:p>
+            <w:pPr>
+              <w:jc w:val="left"/>
+            </w:pPr>
             <w:r/>
             <w:r>
               <w:rPr>
@@ -2388,6 +2430,9 @@
             <w:vAlign w:val="center"/>
           </w:tcPr>
           <w:p>
+            <w:pPr>
+              <w:jc w:val="left"/>
+            </w:pPr>
             <w:r/>
             <w:r>
               <w:rPr>
@@ -2569,6 +2614,9 @@
             <w:vAlign w:val="center"/>
           </w:tcPr>
           <w:p>
+            <w:pPr>
+              <w:jc w:val="left"/>
+            </w:pPr>
             <w:r/>
             <w:r>
               <w:rPr>
@@ -2628,6 +2676,9 @@
             <w:vAlign w:val="center"/>
           </w:tcPr>
           <w:p>
+            <w:pPr>
+              <w:jc w:val="left"/>
+            </w:pPr>
             <w:r/>
             <w:r>
               <w:rPr>
@@ -2687,6 +2738,9 @@
             <w:vAlign w:val="center"/>
           </w:tcPr>
           <w:p>
+            <w:pPr>
+              <w:jc w:val="left"/>
+            </w:pPr>
             <w:r/>
             <w:r>
               <w:rPr>
@@ -2755,6 +2809,9 @@
             <w:vAlign w:val="center"/>
           </w:tcPr>
           <w:p>
+            <w:pPr>
+              <w:jc w:val="left"/>
+            </w:pPr>
             <w:r/>
             <w:r>
               <w:rPr>
@@ -2826,6 +2883,9 @@
             <w:vAlign w:val="center"/>
           </w:tcPr>
           <w:p>
+            <w:pPr>
+              <w:jc w:val="left"/>
+            </w:pPr>
             <w:r/>
             <w:r>
               <w:rPr>
@@ -2897,6 +2957,9 @@
             <w:vAlign w:val="center"/>
           </w:tcPr>
           <w:p>
+            <w:pPr>
+              <w:jc w:val="left"/>
+            </w:pPr>
             <w:r/>
             <w:r>
               <w:rPr>
@@ -2968,6 +3031,9 @@
             <w:vAlign w:val="center"/>
           </w:tcPr>
           <w:p>
+            <w:pPr>
+              <w:jc w:val="left"/>
+            </w:pPr>
             <w:r/>
             <w:r>
               <w:rPr>
